--- a/teaching.docs/Thermal_Hydraulics_Simulator_Possible_Exercises.docx
+++ b/teaching.docs/Thermal_Hydraulics_Simulator_Possible_Exercises.docx
@@ -8,40 +8,7 @@
         <w:jc w:val="center"/>
         <w:keepLines/>
       </w:pPr>
-      <w:r>
-        <w:drawing>
-          <wp:inline xmlns:a="http://schemas.openxmlformats.org/drawingml/2006/main" xmlns:pic="http://schemas.openxmlformats.org/drawingml/2006/picture">
-            <wp:extent cx="5120640" cy="1711602"/>
-            <wp:docPr id="1" name="Picture 1"/>
-            <wp:cNvGraphicFramePr>
-              <a:graphicFrameLocks noChangeAspect="1"/>
-            </wp:cNvGraphicFramePr>
-            <a:graphic>
-              <a:graphicData uri="http://schemas.openxmlformats.org/drawingml/2006/picture">
-                <pic:pic>
-                  <pic:nvPicPr>
-                    <pic:cNvPr id="0" name="UTM.logo.png"/>
-                    <pic:cNvPicPr/>
-                  </pic:nvPicPr>
-                  <pic:blipFill>
-                    <a:blip r:embed="rId11"/>
-                    <a:stretch>
-                      <a:fillRect/>
-                    </a:stretch>
-                  </pic:blipFill>
-                  <pic:spPr>
-                    <a:xfrm>
-                      <a:off x="0" y="0"/>
-                      <a:ext cx="5120640" cy="1711602"/>
-                    </a:xfrm>
-                    <a:prstGeom prst="rect"/>
-                  </pic:spPr>
-                </pic:pic>
-              </a:graphicData>
-            </a:graphic>
-          </wp:inline>
-        </w:drawing>
-      </w:r>
+      <w:r/>
     </w:p>
     <w:p>
       <w:pPr>
